--- a/פיתוח אב טיפוס למערכת - מטלה 3/מסמך איפיון.docx
+++ b/פיתוח אב טיפוס למערכת - מטלה 3/מסמך איפיון.docx
@@ -1815,6 +1815,7 @@
           <w:bCs/>
           <w:sz w:val="22"/>
           <w:szCs w:val="22"/>
+          <w:rtl/>
         </w:rPr>
       </w:pPr>
       <w:r>
@@ -1831,971 +1832,999 @@
     </w:p>
     <w:p>
       <w:pPr>
+        <w:pStyle w:val="a9"/>
+        <w:numPr>
+          <w:ilvl w:val="1"/>
+          <w:numId w:val="3"/>
+        </w:numPr>
+        <w:spacing w:after="0"/>
+        <w:rPr>
+          <w:rFonts w:asciiTheme="minorBidi" w:hAnsiTheme="minorBidi"/>
+          <w:sz w:val="22"/>
+          <w:szCs w:val="22"/>
+          <w:rtl/>
+        </w:rPr>
+      </w:pPr>
+      <w:r>
+        <w:rPr>
+          <w:rFonts w:asciiTheme="minorBidi" w:hAnsiTheme="minorBidi" w:hint="cs"/>
+          <w:sz w:val="22"/>
+          <w:szCs w:val="22"/>
+          <w:rtl/>
+        </w:rPr>
+        <w:t>בחירת החנות בעלת כיסוי הסל הגבוה ביותר במקרה של שוויון בכיסוי הסל, נבחרת החנות בעלת המחיר הכולל הנמוך ביותר.</w:t>
+      </w:r>
+    </w:p>
+    <w:p>
+      <w:pPr>
+        <w:spacing w:after="0"/>
+        <w:ind w:firstLine="720"/>
+        <w:rPr>
+          <w:rFonts w:asciiTheme="minorBidi" w:hAnsiTheme="minorBidi"/>
+          <w:b/>
+          <w:bCs/>
+          <w:sz w:val="22"/>
+          <w:szCs w:val="22"/>
+        </w:rPr>
+      </w:pPr>
+    </w:p>
+    <w:p>
+      <w:pPr>
         <w:spacing w:after="0"/>
         <w:ind w:left="1440"/>
         <w:rPr>
           <w:rFonts w:asciiTheme="minorBidi" w:hAnsiTheme="minorBidi"/>
           <w:sz w:val="22"/>
           <w:szCs w:val="22"/>
-        </w:rPr>
-      </w:pPr>
-      <w:r>
-        <w:rPr>
-          <w:rFonts w:asciiTheme="minorBidi" w:hAnsiTheme="minorBidi"/>
-          <w:sz w:val="22"/>
-          <w:szCs w:val="22"/>
-          <w:rtl/>
+          <w:rtl/>
+        </w:rPr>
+      </w:pPr>
+    </w:p>
+    <w:p>
+      <w:pPr>
+        <w:spacing w:after="0"/>
+        <w:ind w:left="1080"/>
+        <w:rPr>
+          <w:rFonts w:asciiTheme="minorBidi" w:hAnsiTheme="minorBidi"/>
+          <w:sz w:val="22"/>
+          <w:szCs w:val="22"/>
+          <w:rtl/>
+        </w:rPr>
+      </w:pPr>
+      <w:r>
+        <w:rPr>
+          <w:rFonts w:asciiTheme="minorBidi" w:hAnsiTheme="minorBidi" w:hint="cs"/>
+          <w:sz w:val="22"/>
+          <w:szCs w:val="22"/>
+          <w:rtl/>
+        </w:rPr>
+        <w:t>הערה:</w:t>
+      </w:r>
+    </w:p>
+    <w:p>
+      <w:pPr>
+        <w:spacing w:after="0"/>
+        <w:ind w:left="1080"/>
+        <w:rPr>
+          <w:rFonts w:asciiTheme="minorBidi" w:hAnsiTheme="minorBidi"/>
+          <w:sz w:val="22"/>
+          <w:szCs w:val="22"/>
+        </w:rPr>
+      </w:pPr>
+      <w:r>
+        <w:rPr>
+          <w:rFonts w:asciiTheme="minorBidi" w:hAnsiTheme="minorBidi" w:hint="cs"/>
+          <w:sz w:val="22"/>
+          <w:szCs w:val="22"/>
+          <w:rtl/>
+        </w:rPr>
+        <w:t>במצב "הכי זול" המערכת אינה בוחרת את המחיר הנמוך ביותר באופן מוחלט בלבד, משום שמחיר של חנות שבה חסרים מוצרים עלול להיות נמוך באופן מלאכותי. לכן האלגוריתם מדרג תחילה את החנויות לפי כיסוי הסל, כלומר מספר המוצרים שנמצאו מתוך כלל מוצרי הסל. רק כאשר קיימות כמה חנויות עם אותו כיסוי סל, המערכת בוחרת מבניהן את החנות בעלת המחיר הכולל המוך ביותר.</w:t>
+      </w:r>
+    </w:p>
+    <w:p>
+      <w:pPr>
+        <w:spacing w:after="0"/>
+        <w:rPr>
+          <w:rFonts w:asciiTheme="minorBidi" w:hAnsiTheme="minorBidi"/>
+          <w:sz w:val="22"/>
+          <w:szCs w:val="22"/>
+          <w:rtl/>
+        </w:rPr>
+      </w:pPr>
+    </w:p>
+    <w:p>
+      <w:pPr>
+        <w:spacing w:after="0"/>
+        <w:rPr>
+          <w:rFonts w:asciiTheme="minorBidi" w:hAnsiTheme="minorBidi"/>
+          <w:b/>
+          <w:bCs/>
+          <w:sz w:val="22"/>
+          <w:szCs w:val="22"/>
+          <w:rtl/>
+        </w:rPr>
+      </w:pPr>
+      <w:r>
+        <w:rPr>
+          <w:rFonts w:asciiTheme="minorBidi" w:hAnsiTheme="minorBidi"/>
+          <w:sz w:val="22"/>
+          <w:szCs w:val="22"/>
+          <w:rtl/>
+        </w:rPr>
+        <w:tab/>
+      </w:r>
+      <w:r>
+        <w:rPr>
+          <w:rFonts w:asciiTheme="minorBidi" w:hAnsiTheme="minorBidi" w:hint="cs"/>
+          <w:b/>
+          <w:bCs/>
+          <w:sz w:val="22"/>
+          <w:szCs w:val="22"/>
+          <w:rtl/>
+        </w:rPr>
+        <w:t xml:space="preserve">מצב: חנות שמכסה </w:t>
+      </w:r>
+      <w:proofErr w:type="spellStart"/>
+      <w:r>
+        <w:rPr>
+          <w:rFonts w:asciiTheme="minorBidi" w:hAnsiTheme="minorBidi" w:hint="cs"/>
+          <w:b/>
+          <w:bCs/>
+          <w:sz w:val="22"/>
+          <w:szCs w:val="22"/>
+          <w:rtl/>
+        </w:rPr>
+        <w:t>הכל</w:t>
+      </w:r>
+      <w:proofErr w:type="spellEnd"/>
+    </w:p>
+    <w:p>
+      <w:pPr>
+        <w:spacing w:after="0"/>
+        <w:rPr>
+          <w:rFonts w:asciiTheme="minorBidi" w:hAnsiTheme="minorBidi"/>
+          <w:sz w:val="22"/>
+          <w:szCs w:val="22"/>
+          <w:rtl/>
+        </w:rPr>
+      </w:pPr>
+      <w:r>
+        <w:rPr>
+          <w:rFonts w:asciiTheme="minorBidi" w:hAnsiTheme="minorBidi"/>
+          <w:b/>
+          <w:bCs/>
+          <w:sz w:val="22"/>
+          <w:szCs w:val="22"/>
+          <w:rtl/>
+        </w:rPr>
+        <w:tab/>
+      </w:r>
+      <w:r>
+        <w:rPr>
+          <w:rFonts w:asciiTheme="minorBidi" w:hAnsiTheme="minorBidi"/>
+          <w:b/>
+          <w:bCs/>
+          <w:sz w:val="22"/>
+          <w:szCs w:val="22"/>
+          <w:rtl/>
+        </w:rPr>
+        <w:tab/>
+      </w:r>
+      <w:r>
+        <w:rPr>
+          <w:rFonts w:asciiTheme="minorBidi" w:hAnsiTheme="minorBidi"/>
+          <w:sz w:val="22"/>
+          <w:szCs w:val="22"/>
+          <w:rtl/>
+        </w:rPr>
+        <w:t>סינון חנויות עם כיסוי 100%</w:t>
+      </w:r>
+    </w:p>
+    <w:p>
+      <w:pPr>
+        <w:spacing w:after="0"/>
+        <w:rPr>
+          <w:rFonts w:asciiTheme="minorBidi" w:hAnsiTheme="minorBidi"/>
+          <w:sz w:val="22"/>
+          <w:szCs w:val="22"/>
+          <w:rtl/>
+        </w:rPr>
+      </w:pPr>
+      <w:r>
+        <w:rPr>
+          <w:rFonts w:asciiTheme="minorBidi" w:hAnsiTheme="minorBidi"/>
+          <w:sz w:val="22"/>
+          <w:szCs w:val="22"/>
+          <w:rtl/>
+        </w:rPr>
+        <w:tab/>
+      </w:r>
+      <w:r>
+        <w:rPr>
+          <w:rFonts w:asciiTheme="minorBidi" w:hAnsiTheme="minorBidi"/>
+          <w:sz w:val="22"/>
+          <w:szCs w:val="22"/>
+          <w:rtl/>
+        </w:rPr>
+        <w:tab/>
+      </w:r>
+      <w:r>
+        <w:rPr>
+          <w:rFonts w:asciiTheme="minorBidi" w:hAnsiTheme="minorBidi"/>
+          <w:sz w:val="22"/>
+          <w:szCs w:val="22"/>
+          <w:rtl/>
+        </w:rPr>
+        <w:t>אם אין — הצגת החנות עם הכיסוי הגבוה ביותר</w:t>
+      </w:r>
+    </w:p>
+    <w:p>
+      <w:pPr>
+        <w:spacing w:after="0"/>
+        <w:rPr>
+          <w:rFonts w:asciiTheme="minorBidi" w:hAnsiTheme="minorBidi"/>
+          <w:sz w:val="22"/>
+          <w:szCs w:val="22"/>
+          <w:rtl/>
+        </w:rPr>
+      </w:pPr>
+    </w:p>
+    <w:p>
+      <w:pPr>
+        <w:spacing w:after="0"/>
+        <w:rPr>
+          <w:rFonts w:asciiTheme="minorBidi" w:hAnsiTheme="minorBidi"/>
+          <w:sz w:val="22"/>
+          <w:szCs w:val="22"/>
+          <w:rtl/>
+        </w:rPr>
+      </w:pPr>
+    </w:p>
+    <w:p>
+      <w:pPr>
+        <w:spacing w:after="0"/>
+        <w:rPr>
+          <w:rFonts w:asciiTheme="minorBidi" w:hAnsiTheme="minorBidi"/>
+          <w:b/>
+          <w:bCs/>
+          <w:u w:val="single"/>
+          <w:rtl/>
+        </w:rPr>
+      </w:pPr>
+      <w:r>
+        <w:rPr>
+          <w:rFonts w:asciiTheme="minorBidi" w:hAnsiTheme="minorBidi" w:hint="cs"/>
+          <w:b/>
+          <w:bCs/>
+          <w:u w:val="single"/>
+          <w:rtl/>
+        </w:rPr>
+        <w:t>אפיון מסכים</w:t>
+      </w:r>
+    </w:p>
+    <w:p>
+      <w:pPr>
+        <w:spacing w:after="0"/>
+        <w:rPr>
+          <w:rFonts w:asciiTheme="minorBidi" w:hAnsiTheme="minorBidi"/>
+          <w:b/>
+          <w:bCs/>
+          <w:u w:val="single"/>
+          <w:rtl/>
+        </w:rPr>
+      </w:pPr>
+    </w:p>
+    <w:p>
+      <w:pPr>
+        <w:spacing w:after="0"/>
+        <w:rPr>
+          <w:rFonts w:asciiTheme="minorBidi" w:hAnsiTheme="minorBidi"/>
+          <w:b/>
+          <w:bCs/>
+          <w:rtl/>
+        </w:rPr>
+      </w:pPr>
+      <w:r>
+        <w:rPr>
+          <w:rFonts w:asciiTheme="minorBidi" w:hAnsiTheme="minorBidi" w:hint="cs"/>
+          <w:b/>
+          <w:bCs/>
+          <w:rtl/>
+        </w:rPr>
+        <w:t xml:space="preserve">מסך 1 </w:t>
+      </w:r>
+      <w:r>
+        <w:rPr>
+          <w:rFonts w:asciiTheme="minorBidi" w:hAnsiTheme="minorBidi"/>
+          <w:b/>
+          <w:bCs/>
+          <w:rtl/>
+        </w:rPr>
+        <w:t>–</w:t>
+      </w:r>
+      <w:r>
+        <w:rPr>
+          <w:rFonts w:asciiTheme="minorBidi" w:hAnsiTheme="minorBidi" w:hint="cs"/>
+          <w:b/>
+          <w:bCs/>
+          <w:rtl/>
+        </w:rPr>
+        <w:t xml:space="preserve"> בניית סל</w:t>
+      </w:r>
+    </w:p>
+    <w:p>
+      <w:pPr>
+        <w:spacing w:after="0"/>
+        <w:rPr>
+          <w:rFonts w:asciiTheme="minorBidi" w:hAnsiTheme="minorBidi"/>
+          <w:b/>
+          <w:bCs/>
+          <w:rtl/>
+        </w:rPr>
+      </w:pPr>
+      <w:r>
+        <w:rPr>
+          <w:rFonts w:asciiTheme="minorBidi" w:hAnsiTheme="minorBidi" w:hint="cs"/>
+          <w:b/>
+          <w:bCs/>
+          <w:rtl/>
+        </w:rPr>
+        <w:t>רכיבים:</w:t>
+      </w:r>
+    </w:p>
+    <w:p>
+      <w:pPr>
+        <w:pStyle w:val="a9"/>
+        <w:numPr>
+          <w:ilvl w:val="0"/>
+          <w:numId w:val="3"/>
+        </w:numPr>
+        <w:spacing w:after="0"/>
+        <w:rPr>
+          <w:rFonts w:asciiTheme="minorBidi" w:hAnsiTheme="minorBidi"/>
+        </w:rPr>
+      </w:pPr>
+      <w:r>
+        <w:rPr>
+          <w:rFonts w:asciiTheme="minorBidi" w:hAnsiTheme="minorBidi" w:hint="cs"/>
+          <w:rtl/>
+        </w:rPr>
+        <w:t>בחירת מוצר מרשימה קבועה</w:t>
+      </w:r>
+    </w:p>
+    <w:p>
+      <w:pPr>
+        <w:pStyle w:val="a9"/>
+        <w:numPr>
+          <w:ilvl w:val="0"/>
+          <w:numId w:val="3"/>
+        </w:numPr>
+        <w:spacing w:after="0"/>
+        <w:rPr>
+          <w:rFonts w:asciiTheme="minorBidi" w:hAnsiTheme="minorBidi"/>
+        </w:rPr>
+      </w:pPr>
+      <w:r>
+        <w:rPr>
+          <w:rFonts w:asciiTheme="minorBidi" w:hAnsiTheme="minorBidi" w:hint="cs"/>
+          <w:rtl/>
+        </w:rPr>
+        <w:t>שדה כמות</w:t>
+      </w:r>
+    </w:p>
+    <w:p>
+      <w:pPr>
+        <w:pStyle w:val="a9"/>
+        <w:numPr>
+          <w:ilvl w:val="0"/>
+          <w:numId w:val="3"/>
+        </w:numPr>
+        <w:spacing w:after="0"/>
+        <w:rPr>
+          <w:rFonts w:asciiTheme="minorBidi" w:hAnsiTheme="minorBidi"/>
+        </w:rPr>
+      </w:pPr>
+      <w:r>
+        <w:rPr>
+          <w:rFonts w:asciiTheme="minorBidi" w:hAnsiTheme="minorBidi" w:hint="cs"/>
+          <w:rtl/>
+        </w:rPr>
+        <w:t>יחידת מדידה (ק"ג/יח')</w:t>
+      </w:r>
+    </w:p>
+    <w:p>
+      <w:pPr>
+        <w:pStyle w:val="a9"/>
+        <w:numPr>
+          <w:ilvl w:val="0"/>
+          <w:numId w:val="3"/>
+        </w:numPr>
+        <w:spacing w:after="0"/>
+        <w:rPr>
+          <w:rFonts w:asciiTheme="minorBidi" w:hAnsiTheme="minorBidi"/>
+        </w:rPr>
+      </w:pPr>
+      <w:r>
+        <w:rPr>
+          <w:rFonts w:asciiTheme="minorBidi" w:hAnsiTheme="minorBidi" w:hint="cs"/>
+          <w:rtl/>
+        </w:rPr>
+        <w:t>כפתור הוסף</w:t>
+      </w:r>
+    </w:p>
+    <w:p>
+      <w:pPr>
+        <w:pStyle w:val="a9"/>
+        <w:numPr>
+          <w:ilvl w:val="0"/>
+          <w:numId w:val="3"/>
+        </w:numPr>
+        <w:spacing w:after="0"/>
+        <w:rPr>
+          <w:rFonts w:asciiTheme="minorBidi" w:hAnsiTheme="minorBidi"/>
+        </w:rPr>
+      </w:pPr>
+      <w:r>
+        <w:rPr>
+          <w:rFonts w:asciiTheme="minorBidi" w:hAnsiTheme="minorBidi" w:hint="cs"/>
+          <w:rtl/>
+        </w:rPr>
+        <w:t xml:space="preserve">טבלת סל </w:t>
+      </w:r>
+    </w:p>
+    <w:p>
+      <w:pPr>
+        <w:pStyle w:val="a9"/>
+        <w:numPr>
+          <w:ilvl w:val="0"/>
+          <w:numId w:val="3"/>
+        </w:numPr>
+        <w:spacing w:after="0"/>
+        <w:rPr>
+          <w:rFonts w:asciiTheme="minorBidi" w:hAnsiTheme="minorBidi"/>
+        </w:rPr>
+      </w:pPr>
+      <w:r>
+        <w:rPr>
+          <w:rFonts w:asciiTheme="minorBidi" w:hAnsiTheme="minorBidi" w:hint="cs"/>
+          <w:rtl/>
+        </w:rPr>
+        <w:t>בחירת מצב המלצה</w:t>
+      </w:r>
+    </w:p>
+    <w:p>
+      <w:pPr>
+        <w:pStyle w:val="a9"/>
+        <w:numPr>
+          <w:ilvl w:val="0"/>
+          <w:numId w:val="3"/>
+        </w:numPr>
+        <w:spacing w:after="0"/>
+        <w:rPr>
+          <w:rFonts w:asciiTheme="minorBidi" w:hAnsiTheme="minorBidi"/>
+        </w:rPr>
+      </w:pPr>
+      <w:r>
+        <w:rPr>
+          <w:rFonts w:asciiTheme="minorBidi" w:hAnsiTheme="minorBidi" w:hint="cs"/>
+          <w:rtl/>
+        </w:rPr>
+        <w:t>כפתור "השווה"</w:t>
+      </w:r>
+    </w:p>
+    <w:p>
+      <w:pPr>
+        <w:spacing w:after="0"/>
+        <w:rPr>
+          <w:rFonts w:asciiTheme="minorBidi" w:hAnsiTheme="minorBidi"/>
+          <w:rtl/>
+        </w:rPr>
+      </w:pPr>
+    </w:p>
+    <w:p>
+      <w:pPr>
+        <w:spacing w:after="0"/>
+        <w:rPr>
+          <w:rFonts w:asciiTheme="minorBidi" w:hAnsiTheme="minorBidi"/>
+          <w:b/>
+          <w:bCs/>
+          <w:rtl/>
+        </w:rPr>
+      </w:pPr>
+      <w:r>
+        <w:rPr>
+          <w:rFonts w:asciiTheme="minorBidi" w:hAnsiTheme="minorBidi" w:hint="cs"/>
+          <w:b/>
+          <w:bCs/>
+          <w:rtl/>
+        </w:rPr>
+        <w:t xml:space="preserve">מסך 2 </w:t>
+      </w:r>
+      <w:r>
+        <w:rPr>
+          <w:rFonts w:asciiTheme="minorBidi" w:hAnsiTheme="minorBidi"/>
+          <w:b/>
+          <w:bCs/>
+          <w:rtl/>
+        </w:rPr>
+        <w:t>–</w:t>
+      </w:r>
+      <w:r>
+        <w:rPr>
+          <w:rFonts w:asciiTheme="minorBidi" w:hAnsiTheme="minorBidi" w:hint="cs"/>
+          <w:b/>
+          <w:bCs/>
+          <w:rtl/>
+        </w:rPr>
+        <w:t xml:space="preserve"> תוצאות השוואה</w:t>
+      </w:r>
+    </w:p>
+    <w:p>
+      <w:pPr>
+        <w:spacing w:after="0"/>
+        <w:rPr>
+          <w:rFonts w:asciiTheme="minorBidi" w:hAnsiTheme="minorBidi"/>
+          <w:b/>
+          <w:bCs/>
+          <w:rtl/>
+        </w:rPr>
+      </w:pPr>
+      <w:r>
+        <w:rPr>
+          <w:rFonts w:asciiTheme="minorBidi" w:hAnsiTheme="minorBidi" w:hint="cs"/>
+          <w:b/>
+          <w:bCs/>
+          <w:rtl/>
+        </w:rPr>
+        <w:t>טבלה:</w:t>
+      </w:r>
+    </w:p>
+    <w:p>
+      <w:pPr>
+        <w:pStyle w:val="a9"/>
+        <w:numPr>
+          <w:ilvl w:val="0"/>
+          <w:numId w:val="3"/>
+        </w:numPr>
+        <w:spacing w:after="0"/>
+        <w:rPr>
+          <w:rFonts w:asciiTheme="minorBidi" w:hAnsiTheme="minorBidi"/>
+          <w:b/>
+          <w:bCs/>
+        </w:rPr>
+      </w:pPr>
+      <w:r>
+        <w:rPr>
+          <w:rFonts w:asciiTheme="minorBidi" w:hAnsiTheme="minorBidi" w:hint="cs"/>
+          <w:rtl/>
+        </w:rPr>
+        <w:t>חנות</w:t>
+      </w:r>
+    </w:p>
+    <w:p>
+      <w:pPr>
+        <w:pStyle w:val="a9"/>
+        <w:numPr>
+          <w:ilvl w:val="0"/>
+          <w:numId w:val="3"/>
+        </w:numPr>
+        <w:spacing w:after="0"/>
+        <w:rPr>
+          <w:rFonts w:asciiTheme="minorBidi" w:hAnsiTheme="minorBidi"/>
+          <w:b/>
+          <w:bCs/>
+        </w:rPr>
+      </w:pPr>
+      <w:r>
+        <w:rPr>
+          <w:rFonts w:asciiTheme="minorBidi" w:hAnsiTheme="minorBidi" w:hint="cs"/>
+          <w:rtl/>
+        </w:rPr>
+        <w:t xml:space="preserve">מחיר </w:t>
+      </w:r>
+      <w:r>
+        <w:rPr>
+          <w:rFonts w:asciiTheme="minorBidi" w:hAnsiTheme="minorBidi" w:hint="cs"/>
+          <w:rtl/>
+        </w:rPr>
+        <w:t>סל</w:t>
+      </w:r>
+    </w:p>
+    <w:p>
+      <w:pPr>
+        <w:pStyle w:val="a9"/>
+        <w:numPr>
+          <w:ilvl w:val="0"/>
+          <w:numId w:val="3"/>
+        </w:numPr>
+        <w:spacing w:after="0"/>
+        <w:rPr>
+          <w:rFonts w:asciiTheme="minorBidi" w:hAnsiTheme="minorBidi"/>
+          <w:b/>
+          <w:bCs/>
+        </w:rPr>
+      </w:pPr>
+      <w:r>
+        <w:rPr>
+          <w:rFonts w:asciiTheme="minorBidi" w:hAnsiTheme="minorBidi" w:hint="cs"/>
+          <w:rtl/>
+        </w:rPr>
+        <w:t>משלוח</w:t>
+      </w:r>
+    </w:p>
+    <w:p>
+      <w:pPr>
+        <w:pStyle w:val="a9"/>
+        <w:numPr>
+          <w:ilvl w:val="0"/>
+          <w:numId w:val="3"/>
+        </w:numPr>
+        <w:spacing w:after="0"/>
+        <w:rPr>
+          <w:rFonts w:asciiTheme="minorBidi" w:hAnsiTheme="minorBidi"/>
+          <w:b/>
+          <w:bCs/>
+        </w:rPr>
+      </w:pPr>
+      <w:r>
+        <w:rPr>
+          <w:rFonts w:asciiTheme="minorBidi" w:hAnsiTheme="minorBidi" w:hint="cs"/>
+          <w:rtl/>
+        </w:rPr>
+        <w:t>מחיר כולל</w:t>
+      </w:r>
+    </w:p>
+    <w:p>
+      <w:pPr>
+        <w:pStyle w:val="a9"/>
+        <w:numPr>
+          <w:ilvl w:val="0"/>
+          <w:numId w:val="3"/>
+        </w:numPr>
+        <w:spacing w:after="0"/>
+        <w:rPr>
+          <w:rFonts w:asciiTheme="minorBidi" w:hAnsiTheme="minorBidi"/>
+          <w:b/>
+          <w:bCs/>
+        </w:rPr>
+      </w:pPr>
+      <w:r>
+        <w:rPr>
+          <w:rFonts w:asciiTheme="minorBidi" w:hAnsiTheme="minorBidi" w:hint="cs"/>
+          <w:rtl/>
+        </w:rPr>
+        <w:t>כיסוי סל</w:t>
+      </w:r>
+    </w:p>
+    <w:p>
+      <w:pPr>
+        <w:pStyle w:val="a9"/>
+        <w:numPr>
+          <w:ilvl w:val="0"/>
+          <w:numId w:val="3"/>
+        </w:numPr>
+        <w:spacing w:after="0"/>
+        <w:rPr>
+          <w:rFonts w:asciiTheme="minorBidi" w:hAnsiTheme="minorBidi"/>
+          <w:b/>
+          <w:bCs/>
+        </w:rPr>
+      </w:pPr>
+      <w:r>
+        <w:rPr>
+          <w:rFonts w:asciiTheme="minorBidi" w:hAnsiTheme="minorBidi" w:hint="cs"/>
+          <w:rtl/>
+        </w:rPr>
+        <w:t>מינימום הזמנה</w:t>
+      </w:r>
+    </w:p>
+    <w:p>
+      <w:pPr>
+        <w:pStyle w:val="a9"/>
+        <w:numPr>
+          <w:ilvl w:val="0"/>
+          <w:numId w:val="3"/>
+        </w:numPr>
+        <w:spacing w:after="0"/>
+        <w:rPr>
+          <w:rFonts w:asciiTheme="minorBidi" w:hAnsiTheme="minorBidi"/>
+          <w:b/>
+          <w:bCs/>
+        </w:rPr>
+      </w:pPr>
+      <w:r>
+        <w:rPr>
+          <w:rFonts w:asciiTheme="minorBidi" w:hAnsiTheme="minorBidi" w:hint="cs"/>
+          <w:rtl/>
+        </w:rPr>
+        <w:t>סטטוס</w:t>
+      </w:r>
+    </w:p>
+    <w:p>
+      <w:pPr>
+        <w:pStyle w:val="a9"/>
+        <w:numPr>
+          <w:ilvl w:val="0"/>
+          <w:numId w:val="3"/>
+        </w:numPr>
+        <w:spacing w:after="0"/>
+        <w:rPr>
+          <w:rFonts w:asciiTheme="minorBidi" w:hAnsiTheme="minorBidi"/>
+          <w:b/>
+          <w:bCs/>
+        </w:rPr>
+      </w:pPr>
+      <w:r>
+        <w:rPr>
+          <w:rFonts w:asciiTheme="minorBidi" w:hAnsiTheme="minorBidi" w:hint="cs"/>
+          <w:rtl/>
+        </w:rPr>
+        <w:t>כפתור "כניסה לחנות"</w:t>
+      </w:r>
+    </w:p>
+    <w:p>
+      <w:pPr>
+        <w:spacing w:after="0"/>
+        <w:rPr>
+          <w:rFonts w:asciiTheme="minorBidi" w:hAnsiTheme="minorBidi"/>
+          <w:b/>
+          <w:bCs/>
+          <w:rtl/>
+        </w:rPr>
+      </w:pPr>
+    </w:p>
+    <w:p>
+      <w:pPr>
+        <w:spacing w:after="0"/>
+        <w:rPr>
+          <w:rFonts w:asciiTheme="minorBidi" w:hAnsiTheme="minorBidi"/>
+          <w:b/>
+          <w:bCs/>
+          <w:rtl/>
+        </w:rPr>
+      </w:pPr>
+    </w:p>
+    <w:p>
+      <w:pPr>
+        <w:spacing w:after="0"/>
+        <w:rPr>
+          <w:rFonts w:asciiTheme="minorBidi" w:hAnsiTheme="minorBidi"/>
+          <w:b/>
+          <w:bCs/>
+          <w:u w:val="single"/>
+          <w:rtl/>
+        </w:rPr>
+      </w:pPr>
+      <w:r>
+        <w:rPr>
+          <w:rFonts w:asciiTheme="minorBidi" w:hAnsiTheme="minorBidi" w:hint="cs"/>
+          <w:b/>
+          <w:bCs/>
+          <w:u w:val="single"/>
+          <w:rtl/>
+        </w:rPr>
+        <w:t>מודל נתונים לוגי</w:t>
+      </w:r>
+    </w:p>
+    <w:p>
+      <w:pPr>
+        <w:spacing w:after="0"/>
+        <w:rPr>
+          <w:rFonts w:asciiTheme="minorBidi" w:hAnsiTheme="minorBidi"/>
+          <w:b/>
+          <w:bCs/>
+          <w:u w:val="single"/>
+          <w:rtl/>
+        </w:rPr>
+      </w:pPr>
+    </w:p>
+    <w:p>
+      <w:pPr>
+        <w:spacing w:after="0"/>
+        <w:ind w:firstLine="720"/>
+        <w:rPr>
+          <w:rFonts w:asciiTheme="minorBidi" w:hAnsiTheme="minorBidi"/>
+          <w:b/>
+          <w:bCs/>
+        </w:rPr>
+      </w:pPr>
+      <w:r>
+        <w:rPr>
+          <w:rFonts w:asciiTheme="minorBidi" w:hAnsiTheme="minorBidi"/>
+          <w:b/>
+          <w:bCs/>
+        </w:rPr>
+        <w:t>User</w:t>
+      </w:r>
+    </w:p>
+    <w:p>
+      <w:pPr>
+        <w:pStyle w:val="a9"/>
+        <w:numPr>
+          <w:ilvl w:val="0"/>
+          <w:numId w:val="19"/>
+        </w:numPr>
+        <w:spacing w:after="0"/>
+        <w:rPr>
+          <w:rFonts w:asciiTheme="minorBidi" w:hAnsiTheme="minorBidi"/>
+          <w:sz w:val="22"/>
+          <w:szCs w:val="22"/>
+        </w:rPr>
+      </w:pPr>
+      <w:r>
+        <w:rPr>
+          <w:rFonts w:asciiTheme="minorBidi" w:hAnsiTheme="minorBidi"/>
+          <w:sz w:val="22"/>
+          <w:szCs w:val="22"/>
+        </w:rPr>
+        <w:t>id</w:t>
+      </w:r>
+    </w:p>
+    <w:p>
+      <w:pPr>
+        <w:pStyle w:val="a9"/>
+        <w:numPr>
+          <w:ilvl w:val="0"/>
+          <w:numId w:val="19"/>
+        </w:numPr>
+        <w:spacing w:after="0"/>
+        <w:rPr>
+          <w:rFonts w:asciiTheme="minorBidi" w:hAnsiTheme="minorBidi"/>
+          <w:sz w:val="22"/>
+          <w:szCs w:val="22"/>
+        </w:rPr>
+      </w:pPr>
+      <w:r>
+        <w:rPr>
+          <w:rFonts w:asciiTheme="minorBidi" w:hAnsiTheme="minorBidi"/>
+          <w:sz w:val="22"/>
+          <w:szCs w:val="22"/>
+        </w:rPr>
+        <w:t>name</w:t>
+      </w:r>
+    </w:p>
+    <w:p>
+      <w:pPr>
+        <w:pStyle w:val="a9"/>
+        <w:numPr>
+          <w:ilvl w:val="0"/>
+          <w:numId w:val="19"/>
+        </w:numPr>
+        <w:spacing w:after="0"/>
+        <w:rPr>
+          <w:rFonts w:asciiTheme="minorBidi" w:hAnsiTheme="minorBidi"/>
+          <w:sz w:val="22"/>
+          <w:szCs w:val="22"/>
+        </w:rPr>
+      </w:pPr>
+      <w:r>
+        <w:rPr>
+          <w:rFonts w:asciiTheme="minorBidi" w:hAnsiTheme="minorBidi"/>
+          <w:sz w:val="22"/>
+          <w:szCs w:val="22"/>
+        </w:rPr>
+        <w:t>email</w:t>
+      </w:r>
+    </w:p>
+    <w:p>
+      <w:pPr>
+        <w:pStyle w:val="a9"/>
+        <w:numPr>
+          <w:ilvl w:val="0"/>
+          <w:numId w:val="19"/>
+        </w:numPr>
+        <w:spacing w:after="0"/>
+        <w:rPr>
+          <w:rFonts w:asciiTheme="minorBidi" w:hAnsiTheme="minorBidi"/>
+          <w:sz w:val="22"/>
+          <w:szCs w:val="22"/>
+        </w:rPr>
+      </w:pPr>
+      <w:r>
+        <w:rPr>
+          <w:rFonts w:asciiTheme="minorBidi" w:hAnsiTheme="minorBidi"/>
+          <w:sz w:val="22"/>
+          <w:szCs w:val="22"/>
+        </w:rPr>
+        <w:t>phone</w:t>
+      </w:r>
+    </w:p>
+    <w:p>
+      <w:pPr>
+        <w:pStyle w:val="a9"/>
+        <w:numPr>
+          <w:ilvl w:val="0"/>
+          <w:numId w:val="19"/>
+        </w:numPr>
+        <w:spacing w:after="0"/>
+        <w:rPr>
+          <w:rFonts w:asciiTheme="minorBidi" w:hAnsiTheme="minorBidi"/>
+          <w:sz w:val="22"/>
+          <w:szCs w:val="22"/>
+        </w:rPr>
+      </w:pPr>
+      <w:r>
+        <w:rPr>
+          <w:rFonts w:asciiTheme="minorBidi" w:hAnsiTheme="minorBidi"/>
+          <w:sz w:val="22"/>
+          <w:szCs w:val="22"/>
         </w:rPr>
         <w:lastRenderedPageBreak/>
-        <w:t>בחירת חנות עם</w:t>
-      </w:r>
-      <w:r>
-        <w:rPr>
-          <w:rFonts w:asciiTheme="minorBidi" w:hAnsiTheme="minorBidi"/>
-          <w:sz w:val="22"/>
-          <w:szCs w:val="22"/>
-        </w:rPr>
-        <w:t>:</w:t>
-      </w:r>
-      <w:r>
-        <w:rPr>
-          <w:rFonts w:asciiTheme="minorBidi" w:hAnsiTheme="minorBidi"/>
-          <w:sz w:val="22"/>
-          <w:szCs w:val="22"/>
-        </w:rPr>
-        <w:br/>
-      </w:r>
-      <w:r>
-        <w:rPr>
-          <w:rFonts w:asciiTheme="minorBidi" w:hAnsiTheme="minorBidi"/>
-          <w:sz w:val="22"/>
-          <w:szCs w:val="22"/>
-          <w:rtl/>
-        </w:rPr>
-        <w:t>מחיר כולל משלוח הנמוך ביותר</w:t>
-      </w:r>
-      <w:r>
-        <w:rPr>
-          <w:rFonts w:asciiTheme="minorBidi" w:hAnsiTheme="minorBidi"/>
-          <w:sz w:val="22"/>
-          <w:szCs w:val="22"/>
-        </w:rPr>
-        <w:br/>
-      </w:r>
-      <w:r>
-        <w:rPr>
-          <w:rFonts w:asciiTheme="minorBidi" w:hAnsiTheme="minorBidi" w:hint="cs"/>
-          <w:sz w:val="22"/>
-          <w:szCs w:val="22"/>
-          <w:rtl/>
-        </w:rPr>
-        <w:t>(רק אם עומדת במינימום הזמנה)</w:t>
-      </w:r>
-    </w:p>
-    <w:p>
-      <w:pPr>
-        <w:spacing w:after="0"/>
-        <w:rPr>
-          <w:rFonts w:asciiTheme="minorBidi" w:hAnsiTheme="minorBidi"/>
-          <w:sz w:val="22"/>
-          <w:szCs w:val="22"/>
-          <w:rtl/>
-        </w:rPr>
-      </w:pPr>
-    </w:p>
-    <w:p>
-      <w:pPr>
-        <w:spacing w:after="0"/>
-        <w:rPr>
-          <w:rFonts w:asciiTheme="minorBidi" w:hAnsiTheme="minorBidi"/>
-          <w:b/>
-          <w:bCs/>
-          <w:sz w:val="22"/>
-          <w:szCs w:val="22"/>
-          <w:rtl/>
-        </w:rPr>
-      </w:pPr>
-      <w:r>
-        <w:rPr>
-          <w:rFonts w:asciiTheme="minorBidi" w:hAnsiTheme="minorBidi"/>
-          <w:sz w:val="22"/>
-          <w:szCs w:val="22"/>
-          <w:rtl/>
-        </w:rPr>
-        <w:tab/>
-      </w:r>
-      <w:r>
-        <w:rPr>
-          <w:rFonts w:asciiTheme="minorBidi" w:hAnsiTheme="minorBidi" w:hint="cs"/>
-          <w:b/>
-          <w:bCs/>
-          <w:sz w:val="22"/>
-          <w:szCs w:val="22"/>
-          <w:rtl/>
-        </w:rPr>
-        <w:t xml:space="preserve">מצב: חנות שמכסה </w:t>
-      </w:r>
+        <w:t>city</w:t>
+      </w:r>
+    </w:p>
+    <w:p>
+      <w:pPr>
+        <w:pStyle w:val="a9"/>
+        <w:numPr>
+          <w:ilvl w:val="0"/>
+          <w:numId w:val="19"/>
+        </w:numPr>
+        <w:spacing w:after="0"/>
+        <w:rPr>
+          <w:rFonts w:asciiTheme="minorBidi" w:hAnsiTheme="minorBidi"/>
+          <w:b/>
+          <w:bCs/>
+          <w:rtl/>
+        </w:rPr>
+      </w:pPr>
+      <w:r>
+        <w:rPr>
+          <w:rFonts w:asciiTheme="minorBidi" w:hAnsiTheme="minorBidi"/>
+          <w:sz w:val="22"/>
+          <w:szCs w:val="22"/>
+        </w:rPr>
+        <w:t>password_hash</w:t>
+      </w:r>
+    </w:p>
+    <w:p>
+      <w:pPr>
+        <w:spacing w:after="0"/>
+        <w:rPr>
+          <w:rFonts w:asciiTheme="minorBidi" w:hAnsiTheme="minorBidi"/>
+          <w:b/>
+          <w:bCs/>
+          <w:rtl/>
+        </w:rPr>
+      </w:pPr>
+    </w:p>
+    <w:p>
+      <w:pPr>
+        <w:pStyle w:val="a9"/>
+        <w:spacing w:after="0"/>
+        <w:rPr>
+          <w:rFonts w:asciiTheme="minorBidi" w:hAnsiTheme="minorBidi"/>
+          <w:b/>
+          <w:bCs/>
+          <w:rtl/>
+        </w:rPr>
+      </w:pPr>
+      <w:r>
+        <w:rPr>
+          <w:rFonts w:asciiTheme="minorBidi" w:hAnsiTheme="minorBidi"/>
+          <w:b/>
+          <w:bCs/>
+        </w:rPr>
+        <w:t>Product</w:t>
+      </w:r>
+    </w:p>
+    <w:p>
+      <w:pPr>
+        <w:pStyle w:val="a9"/>
+        <w:numPr>
+          <w:ilvl w:val="0"/>
+          <w:numId w:val="13"/>
+        </w:numPr>
+        <w:spacing w:after="0"/>
+        <w:rPr>
+          <w:rFonts w:asciiTheme="minorBidi" w:hAnsiTheme="minorBidi"/>
+        </w:rPr>
+      </w:pPr>
       <w:proofErr w:type="spellStart"/>
       <w:r>
         <w:rPr>
-          <w:rFonts w:asciiTheme="minorBidi" w:hAnsiTheme="minorBidi" w:hint="cs"/>
-          <w:b/>
-          <w:bCs/>
-          <w:sz w:val="22"/>
-          <w:szCs w:val="22"/>
-          <w:rtl/>
-        </w:rPr>
-        <w:t>הכל</w:t>
-      </w:r>
-      <w:proofErr w:type="spellEnd"/>
-    </w:p>
-    <w:p>
-      <w:pPr>
-        <w:spacing w:after="0"/>
-        <w:rPr>
-          <w:rFonts w:asciiTheme="minorBidi" w:hAnsiTheme="minorBidi"/>
-          <w:sz w:val="22"/>
-          <w:szCs w:val="22"/>
-          <w:rtl/>
-        </w:rPr>
-      </w:pPr>
-      <w:r>
-        <w:rPr>
-          <w:rFonts w:asciiTheme="minorBidi" w:hAnsiTheme="minorBidi"/>
-          <w:b/>
-          <w:bCs/>
-          <w:sz w:val="22"/>
-          <w:szCs w:val="22"/>
-          <w:rtl/>
-        </w:rPr>
-        <w:tab/>
-      </w:r>
-      <w:r>
-        <w:rPr>
-          <w:rFonts w:asciiTheme="minorBidi" w:hAnsiTheme="minorBidi"/>
-          <w:b/>
-          <w:bCs/>
-          <w:sz w:val="22"/>
-          <w:szCs w:val="22"/>
-          <w:rtl/>
-        </w:rPr>
-        <w:tab/>
-      </w:r>
-      <w:r>
-        <w:rPr>
-          <w:rFonts w:asciiTheme="minorBidi" w:hAnsiTheme="minorBidi"/>
-          <w:sz w:val="22"/>
-          <w:szCs w:val="22"/>
-          <w:rtl/>
-        </w:rPr>
-        <w:t>סינון חנויות עם כיסוי 100%</w:t>
-      </w:r>
-    </w:p>
-    <w:p>
-      <w:pPr>
-        <w:spacing w:after="0"/>
-        <w:rPr>
-          <w:rFonts w:asciiTheme="minorBidi" w:hAnsiTheme="minorBidi"/>
-          <w:sz w:val="22"/>
-          <w:szCs w:val="22"/>
-          <w:rtl/>
-        </w:rPr>
-      </w:pPr>
-      <w:r>
-        <w:rPr>
-          <w:rFonts w:asciiTheme="minorBidi" w:hAnsiTheme="minorBidi"/>
-          <w:sz w:val="22"/>
-          <w:szCs w:val="22"/>
-          <w:rtl/>
-        </w:rPr>
-        <w:tab/>
-      </w:r>
-      <w:r>
-        <w:rPr>
-          <w:rFonts w:asciiTheme="minorBidi" w:hAnsiTheme="minorBidi"/>
-          <w:sz w:val="22"/>
-          <w:szCs w:val="22"/>
-          <w:rtl/>
-        </w:rPr>
-        <w:tab/>
-      </w:r>
-      <w:r>
-        <w:rPr>
-          <w:rFonts w:asciiTheme="minorBidi" w:hAnsiTheme="minorBidi"/>
-          <w:sz w:val="22"/>
-          <w:szCs w:val="22"/>
-          <w:rtl/>
-        </w:rPr>
-        <w:t>אם אין — הצגת החנות עם הכיסוי הגבוה ביותר</w:t>
-      </w:r>
-    </w:p>
-    <w:p>
-      <w:pPr>
-        <w:spacing w:after="0"/>
-        <w:rPr>
-          <w:rFonts w:asciiTheme="minorBidi" w:hAnsiTheme="minorBidi"/>
-          <w:sz w:val="22"/>
-          <w:szCs w:val="22"/>
-          <w:rtl/>
-        </w:rPr>
-      </w:pPr>
-    </w:p>
-    <w:p>
-      <w:pPr>
-        <w:spacing w:after="0"/>
-        <w:rPr>
-          <w:rFonts w:asciiTheme="minorBidi" w:hAnsiTheme="minorBidi"/>
-          <w:sz w:val="22"/>
-          <w:szCs w:val="22"/>
-          <w:rtl/>
-        </w:rPr>
-      </w:pPr>
-    </w:p>
-    <w:p>
-      <w:pPr>
-        <w:spacing w:after="0"/>
-        <w:rPr>
-          <w:rFonts w:asciiTheme="minorBidi" w:hAnsiTheme="minorBidi"/>
-          <w:b/>
-          <w:bCs/>
-          <w:u w:val="single"/>
-          <w:rtl/>
-        </w:rPr>
-      </w:pPr>
-      <w:r>
-        <w:rPr>
-          <w:rFonts w:asciiTheme="minorBidi" w:hAnsiTheme="minorBidi" w:hint="cs"/>
-          <w:b/>
-          <w:bCs/>
-          <w:u w:val="single"/>
-          <w:rtl/>
-        </w:rPr>
-        <w:t>אפיון מסכים</w:t>
-      </w:r>
-    </w:p>
-    <w:p>
-      <w:pPr>
-        <w:spacing w:after="0"/>
-        <w:rPr>
-          <w:rFonts w:asciiTheme="minorBidi" w:hAnsiTheme="minorBidi"/>
-          <w:b/>
-          <w:bCs/>
-          <w:u w:val="single"/>
-          <w:rtl/>
-        </w:rPr>
-      </w:pPr>
-    </w:p>
-    <w:p>
-      <w:pPr>
-        <w:spacing w:after="0"/>
-        <w:rPr>
-          <w:rFonts w:asciiTheme="minorBidi" w:hAnsiTheme="minorBidi"/>
-          <w:b/>
-          <w:bCs/>
-          <w:rtl/>
-        </w:rPr>
-      </w:pPr>
-      <w:r>
-        <w:rPr>
-          <w:rFonts w:asciiTheme="minorBidi" w:hAnsiTheme="minorBidi" w:hint="cs"/>
-          <w:b/>
-          <w:bCs/>
-          <w:rtl/>
-        </w:rPr>
-        <w:t xml:space="preserve">מסך 1 </w:t>
-      </w:r>
-      <w:r>
-        <w:rPr>
-          <w:rFonts w:asciiTheme="minorBidi" w:hAnsiTheme="minorBidi"/>
-          <w:b/>
-          <w:bCs/>
-          <w:rtl/>
-        </w:rPr>
-        <w:t>–</w:t>
-      </w:r>
-      <w:r>
-        <w:rPr>
-          <w:rFonts w:asciiTheme="minorBidi" w:hAnsiTheme="minorBidi" w:hint="cs"/>
-          <w:b/>
-          <w:bCs/>
-          <w:rtl/>
-        </w:rPr>
-        <w:t xml:space="preserve"> בניית סל</w:t>
-      </w:r>
-    </w:p>
-    <w:p>
-      <w:pPr>
-        <w:spacing w:after="0"/>
-        <w:rPr>
-          <w:rFonts w:asciiTheme="minorBidi" w:hAnsiTheme="minorBidi"/>
-          <w:b/>
-          <w:bCs/>
-          <w:rtl/>
-        </w:rPr>
-      </w:pPr>
-      <w:r>
-        <w:rPr>
-          <w:rFonts w:asciiTheme="minorBidi" w:hAnsiTheme="minorBidi" w:hint="cs"/>
-          <w:b/>
-          <w:bCs/>
-          <w:rtl/>
-        </w:rPr>
-        <w:t>רכיבים:</w:t>
-      </w:r>
-    </w:p>
-    <w:p>
-      <w:pPr>
-        <w:pStyle w:val="a9"/>
-        <w:numPr>
-          <w:ilvl w:val="0"/>
-          <w:numId w:val="3"/>
-        </w:numPr>
-        <w:spacing w:after="0"/>
-        <w:rPr>
-          <w:rFonts w:asciiTheme="minorBidi" w:hAnsiTheme="minorBidi"/>
-        </w:rPr>
-      </w:pPr>
-      <w:r>
-        <w:rPr>
-          <w:rFonts w:asciiTheme="minorBidi" w:hAnsiTheme="minorBidi" w:hint="cs"/>
-          <w:rtl/>
-        </w:rPr>
-        <w:t>בחירת מוצר מרשימה קבועה</w:t>
-      </w:r>
-    </w:p>
-    <w:p>
-      <w:pPr>
-        <w:pStyle w:val="a9"/>
-        <w:numPr>
-          <w:ilvl w:val="0"/>
-          <w:numId w:val="3"/>
-        </w:numPr>
-        <w:spacing w:after="0"/>
-        <w:rPr>
-          <w:rFonts w:asciiTheme="minorBidi" w:hAnsiTheme="minorBidi"/>
-        </w:rPr>
-      </w:pPr>
-      <w:r>
-        <w:rPr>
-          <w:rFonts w:asciiTheme="minorBidi" w:hAnsiTheme="minorBidi" w:hint="cs"/>
-          <w:rtl/>
-        </w:rPr>
-        <w:t>שדה כמות</w:t>
-      </w:r>
-    </w:p>
-    <w:p>
-      <w:pPr>
-        <w:pStyle w:val="a9"/>
-        <w:numPr>
-          <w:ilvl w:val="0"/>
-          <w:numId w:val="3"/>
-        </w:numPr>
-        <w:spacing w:after="0"/>
-        <w:rPr>
-          <w:rFonts w:asciiTheme="minorBidi" w:hAnsiTheme="minorBidi"/>
-        </w:rPr>
-      </w:pPr>
-      <w:r>
-        <w:rPr>
-          <w:rFonts w:asciiTheme="minorBidi" w:hAnsiTheme="minorBidi" w:hint="cs"/>
-          <w:rtl/>
-        </w:rPr>
-        <w:t>יחידת מדידה (ק"ג/יח')</w:t>
-      </w:r>
-    </w:p>
-    <w:p>
-      <w:pPr>
-        <w:pStyle w:val="a9"/>
-        <w:numPr>
-          <w:ilvl w:val="0"/>
-          <w:numId w:val="3"/>
-        </w:numPr>
-        <w:spacing w:after="0"/>
-        <w:rPr>
-          <w:rFonts w:asciiTheme="minorBidi" w:hAnsiTheme="minorBidi"/>
-        </w:rPr>
-      </w:pPr>
-      <w:r>
-        <w:rPr>
-          <w:rFonts w:asciiTheme="minorBidi" w:hAnsiTheme="minorBidi" w:hint="cs"/>
-          <w:rtl/>
-        </w:rPr>
-        <w:t>כפתור הוסף</w:t>
-      </w:r>
-    </w:p>
-    <w:p>
-      <w:pPr>
-        <w:pStyle w:val="a9"/>
-        <w:numPr>
-          <w:ilvl w:val="0"/>
-          <w:numId w:val="3"/>
-        </w:numPr>
-        <w:spacing w:after="0"/>
-        <w:rPr>
-          <w:rFonts w:asciiTheme="minorBidi" w:hAnsiTheme="minorBidi"/>
-        </w:rPr>
-      </w:pPr>
-      <w:r>
-        <w:rPr>
-          <w:rFonts w:asciiTheme="minorBidi" w:hAnsiTheme="minorBidi" w:hint="cs"/>
-          <w:rtl/>
-        </w:rPr>
-        <w:t xml:space="preserve">טבלת סל </w:t>
-      </w:r>
-    </w:p>
-    <w:p>
-      <w:pPr>
-        <w:pStyle w:val="a9"/>
-        <w:numPr>
-          <w:ilvl w:val="0"/>
-          <w:numId w:val="3"/>
-        </w:numPr>
-        <w:spacing w:after="0"/>
-        <w:rPr>
-          <w:rFonts w:asciiTheme="minorBidi" w:hAnsiTheme="minorBidi"/>
-        </w:rPr>
-      </w:pPr>
-      <w:r>
-        <w:rPr>
-          <w:rFonts w:asciiTheme="minorBidi" w:hAnsiTheme="minorBidi" w:hint="cs"/>
-          <w:rtl/>
-        </w:rPr>
-        <w:t>בחירת מצב המלצה</w:t>
-      </w:r>
-    </w:p>
-    <w:p>
-      <w:pPr>
-        <w:pStyle w:val="a9"/>
-        <w:numPr>
-          <w:ilvl w:val="0"/>
-          <w:numId w:val="3"/>
-        </w:numPr>
-        <w:spacing w:after="0"/>
-        <w:rPr>
-          <w:rFonts w:asciiTheme="minorBidi" w:hAnsiTheme="minorBidi"/>
-        </w:rPr>
-      </w:pPr>
-      <w:r>
-        <w:rPr>
-          <w:rFonts w:asciiTheme="minorBidi" w:hAnsiTheme="minorBidi" w:hint="cs"/>
-          <w:rtl/>
-        </w:rPr>
-        <w:t>כפתור "השווה"</w:t>
-      </w:r>
-    </w:p>
-    <w:p>
-      <w:pPr>
-        <w:spacing w:after="0"/>
-        <w:rPr>
-          <w:rFonts w:asciiTheme="minorBidi" w:hAnsiTheme="minorBidi"/>
-          <w:rtl/>
-        </w:rPr>
-      </w:pPr>
-    </w:p>
-    <w:p>
-      <w:pPr>
-        <w:spacing w:after="0"/>
-        <w:rPr>
-          <w:rFonts w:asciiTheme="minorBidi" w:hAnsiTheme="minorBidi"/>
-          <w:b/>
-          <w:bCs/>
-          <w:rtl/>
-        </w:rPr>
-      </w:pPr>
-      <w:r>
-        <w:rPr>
-          <w:rFonts w:asciiTheme="minorBidi" w:hAnsiTheme="minorBidi" w:hint="cs"/>
-          <w:b/>
-          <w:bCs/>
-          <w:rtl/>
-        </w:rPr>
-        <w:t xml:space="preserve">מסך 2 </w:t>
-      </w:r>
-      <w:r>
-        <w:rPr>
-          <w:rFonts w:asciiTheme="minorBidi" w:hAnsiTheme="minorBidi"/>
-          <w:b/>
-          <w:bCs/>
-          <w:rtl/>
-        </w:rPr>
-        <w:t>–</w:t>
-      </w:r>
-      <w:r>
-        <w:rPr>
-          <w:rFonts w:asciiTheme="minorBidi" w:hAnsiTheme="minorBidi" w:hint="cs"/>
-          <w:b/>
-          <w:bCs/>
-          <w:rtl/>
-        </w:rPr>
-        <w:t xml:space="preserve"> תוצאות השוואה</w:t>
-      </w:r>
-    </w:p>
-    <w:p>
-      <w:pPr>
-        <w:spacing w:after="0"/>
-        <w:rPr>
-          <w:rFonts w:asciiTheme="minorBidi" w:hAnsiTheme="minorBidi"/>
-          <w:b/>
-          <w:bCs/>
-          <w:rtl/>
-        </w:rPr>
-      </w:pPr>
-      <w:r>
-        <w:rPr>
-          <w:rFonts w:asciiTheme="minorBidi" w:hAnsiTheme="minorBidi" w:hint="cs"/>
-          <w:b/>
-          <w:bCs/>
-          <w:rtl/>
-        </w:rPr>
-        <w:t>טבלה:</w:t>
-      </w:r>
-    </w:p>
-    <w:p>
-      <w:pPr>
-        <w:pStyle w:val="a9"/>
-        <w:numPr>
-          <w:ilvl w:val="0"/>
-          <w:numId w:val="3"/>
-        </w:numPr>
-        <w:spacing w:after="0"/>
-        <w:rPr>
-          <w:rFonts w:asciiTheme="minorBidi" w:hAnsiTheme="minorBidi"/>
-          <w:b/>
-          <w:bCs/>
-        </w:rPr>
-      </w:pPr>
-      <w:r>
-        <w:rPr>
-          <w:rFonts w:asciiTheme="minorBidi" w:hAnsiTheme="minorBidi" w:hint="cs"/>
-          <w:rtl/>
-        </w:rPr>
-        <w:t>חנות</w:t>
-      </w:r>
-    </w:p>
-    <w:p>
-      <w:pPr>
-        <w:pStyle w:val="a9"/>
-        <w:numPr>
-          <w:ilvl w:val="0"/>
-          <w:numId w:val="3"/>
-        </w:numPr>
-        <w:spacing w:after="0"/>
-        <w:rPr>
-          <w:rFonts w:asciiTheme="minorBidi" w:hAnsiTheme="minorBidi"/>
-          <w:b/>
-          <w:bCs/>
-        </w:rPr>
-      </w:pPr>
-      <w:r>
-        <w:rPr>
-          <w:rFonts w:asciiTheme="minorBidi" w:hAnsiTheme="minorBidi" w:hint="cs"/>
-          <w:rtl/>
-        </w:rPr>
-        <w:t xml:space="preserve">מחיר </w:t>
-      </w:r>
-      <w:r>
-        <w:rPr>
-          <w:rFonts w:asciiTheme="minorBidi" w:hAnsiTheme="minorBidi" w:hint="cs"/>
-          <w:rtl/>
-        </w:rPr>
-        <w:t>סל</w:t>
-      </w:r>
-    </w:p>
-    <w:p>
-      <w:pPr>
-        <w:pStyle w:val="a9"/>
-        <w:numPr>
-          <w:ilvl w:val="0"/>
-          <w:numId w:val="3"/>
-        </w:numPr>
-        <w:spacing w:after="0"/>
-        <w:rPr>
-          <w:rFonts w:asciiTheme="minorBidi" w:hAnsiTheme="minorBidi"/>
-          <w:b/>
-          <w:bCs/>
-        </w:rPr>
-      </w:pPr>
-      <w:r>
-        <w:rPr>
-          <w:rFonts w:asciiTheme="minorBidi" w:hAnsiTheme="minorBidi" w:hint="cs"/>
-          <w:rtl/>
-        </w:rPr>
-        <w:t>משלוח</w:t>
-      </w:r>
-    </w:p>
-    <w:p>
-      <w:pPr>
-        <w:pStyle w:val="a9"/>
-        <w:numPr>
-          <w:ilvl w:val="0"/>
-          <w:numId w:val="3"/>
-        </w:numPr>
-        <w:spacing w:after="0"/>
-        <w:rPr>
-          <w:rFonts w:asciiTheme="minorBidi" w:hAnsiTheme="minorBidi"/>
-          <w:b/>
-          <w:bCs/>
-        </w:rPr>
-      </w:pPr>
-      <w:r>
-        <w:rPr>
-          <w:rFonts w:asciiTheme="minorBidi" w:hAnsiTheme="minorBidi" w:hint="cs"/>
-          <w:rtl/>
-        </w:rPr>
-        <w:t>מחיר כולל</w:t>
-      </w:r>
-    </w:p>
-    <w:p>
-      <w:pPr>
-        <w:pStyle w:val="a9"/>
-        <w:numPr>
-          <w:ilvl w:val="0"/>
-          <w:numId w:val="3"/>
-        </w:numPr>
-        <w:spacing w:after="0"/>
-        <w:rPr>
-          <w:rFonts w:asciiTheme="minorBidi" w:hAnsiTheme="minorBidi"/>
-          <w:b/>
-          <w:bCs/>
-        </w:rPr>
-      </w:pPr>
-      <w:r>
-        <w:rPr>
-          <w:rFonts w:asciiTheme="minorBidi" w:hAnsiTheme="minorBidi" w:hint="cs"/>
-          <w:rtl/>
-        </w:rPr>
-        <w:t>כיסוי סל</w:t>
-      </w:r>
-    </w:p>
-    <w:p>
-      <w:pPr>
-        <w:pStyle w:val="a9"/>
-        <w:numPr>
-          <w:ilvl w:val="0"/>
-          <w:numId w:val="3"/>
-        </w:numPr>
-        <w:spacing w:after="0"/>
-        <w:rPr>
-          <w:rFonts w:asciiTheme="minorBidi" w:hAnsiTheme="minorBidi"/>
-          <w:b/>
-          <w:bCs/>
-        </w:rPr>
-      </w:pPr>
-      <w:r>
-        <w:rPr>
-          <w:rFonts w:asciiTheme="minorBidi" w:hAnsiTheme="minorBidi" w:hint="cs"/>
-          <w:rtl/>
-        </w:rPr>
-        <w:t>מינימום הזמנה</w:t>
-      </w:r>
-    </w:p>
-    <w:p>
-      <w:pPr>
-        <w:pStyle w:val="a9"/>
-        <w:numPr>
-          <w:ilvl w:val="0"/>
-          <w:numId w:val="3"/>
-        </w:numPr>
-        <w:spacing w:after="0"/>
-        <w:rPr>
-          <w:rFonts w:asciiTheme="minorBidi" w:hAnsiTheme="minorBidi"/>
-          <w:b/>
-          <w:bCs/>
-        </w:rPr>
-      </w:pPr>
-      <w:r>
-        <w:rPr>
-          <w:rFonts w:asciiTheme="minorBidi" w:hAnsiTheme="minorBidi" w:hint="cs"/>
-          <w:rtl/>
-        </w:rPr>
-        <w:t>סטטוס</w:t>
-      </w:r>
-    </w:p>
-    <w:p>
-      <w:pPr>
-        <w:pStyle w:val="a9"/>
-        <w:numPr>
-          <w:ilvl w:val="0"/>
-          <w:numId w:val="3"/>
-        </w:numPr>
-        <w:spacing w:after="0"/>
-        <w:rPr>
-          <w:rFonts w:asciiTheme="minorBidi" w:hAnsiTheme="minorBidi"/>
-          <w:b/>
-          <w:bCs/>
-        </w:rPr>
-      </w:pPr>
-      <w:r>
-        <w:rPr>
-          <w:rFonts w:asciiTheme="minorBidi" w:hAnsiTheme="minorBidi" w:hint="cs"/>
-          <w:rtl/>
-        </w:rPr>
-        <w:t>כפתור "כניסה לחנות"</w:t>
-      </w:r>
-    </w:p>
-    <w:p>
-      <w:pPr>
-        <w:spacing w:after="0"/>
-        <w:rPr>
-          <w:rFonts w:asciiTheme="minorBidi" w:hAnsiTheme="minorBidi"/>
-          <w:b/>
-          <w:bCs/>
-          <w:rtl/>
-        </w:rPr>
-      </w:pPr>
-    </w:p>
-    <w:p>
-      <w:pPr>
-        <w:spacing w:after="0"/>
-        <w:rPr>
-          <w:rFonts w:asciiTheme="minorBidi" w:hAnsiTheme="minorBidi"/>
-          <w:b/>
-          <w:bCs/>
-          <w:rtl/>
-        </w:rPr>
-      </w:pPr>
-    </w:p>
-    <w:p>
-      <w:pPr>
-        <w:spacing w:after="0"/>
-        <w:rPr>
-          <w:rFonts w:asciiTheme="minorBidi" w:hAnsiTheme="minorBidi"/>
-          <w:b/>
-          <w:bCs/>
-          <w:u w:val="single"/>
-          <w:rtl/>
-        </w:rPr>
-      </w:pPr>
-      <w:r>
-        <w:rPr>
-          <w:rFonts w:asciiTheme="minorBidi" w:hAnsiTheme="minorBidi" w:hint="cs"/>
-          <w:b/>
-          <w:bCs/>
-          <w:u w:val="single"/>
-          <w:rtl/>
-        </w:rPr>
-        <w:t>מודל נתונים לוגי</w:t>
-      </w:r>
-    </w:p>
-    <w:p>
-      <w:pPr>
-        <w:spacing w:after="0"/>
-        <w:rPr>
-          <w:rFonts w:asciiTheme="minorBidi" w:hAnsiTheme="minorBidi"/>
-          <w:b/>
-          <w:bCs/>
-          <w:u w:val="single"/>
-          <w:rtl/>
-        </w:rPr>
-      </w:pPr>
-    </w:p>
-    <w:p>
-      <w:pPr>
-        <w:spacing w:after="0"/>
-        <w:ind w:firstLine="720"/>
-        <w:rPr>
-          <w:rFonts w:asciiTheme="minorBidi" w:hAnsiTheme="minorBidi"/>
-          <w:b/>
-          <w:bCs/>
-        </w:rPr>
-      </w:pPr>
-      <w:r>
-        <w:rPr>
-          <w:rFonts w:asciiTheme="minorBidi" w:hAnsiTheme="minorBidi"/>
-          <w:b/>
-          <w:bCs/>
-        </w:rPr>
-        <w:t>User</w:t>
-      </w:r>
-    </w:p>
-    <w:p>
-      <w:pPr>
-        <w:pStyle w:val="a9"/>
-        <w:numPr>
-          <w:ilvl w:val="0"/>
-          <w:numId w:val="19"/>
-        </w:numPr>
-        <w:spacing w:after="0"/>
-        <w:rPr>
-          <w:rFonts w:asciiTheme="minorBidi" w:hAnsiTheme="minorBidi"/>
-          <w:sz w:val="22"/>
-          <w:szCs w:val="22"/>
-        </w:rPr>
-      </w:pPr>
-      <w:r>
-        <w:rPr>
-          <w:rFonts w:asciiTheme="minorBidi" w:hAnsiTheme="minorBidi"/>
-          <w:sz w:val="22"/>
-          <w:szCs w:val="22"/>
-        </w:rPr>
-        <w:t>id</w:t>
-      </w:r>
-    </w:p>
-    <w:p>
-      <w:pPr>
-        <w:pStyle w:val="a9"/>
-        <w:numPr>
-          <w:ilvl w:val="0"/>
-          <w:numId w:val="19"/>
-        </w:numPr>
-        <w:spacing w:after="0"/>
-        <w:rPr>
-          <w:rFonts w:asciiTheme="minorBidi" w:hAnsiTheme="minorBidi"/>
-          <w:sz w:val="22"/>
-          <w:szCs w:val="22"/>
-        </w:rPr>
-      </w:pPr>
-      <w:r>
-        <w:rPr>
-          <w:rFonts w:asciiTheme="minorBidi" w:hAnsiTheme="minorBidi"/>
-          <w:sz w:val="22"/>
-          <w:szCs w:val="22"/>
-        </w:rPr>
-        <w:t>name</w:t>
-      </w:r>
-    </w:p>
-    <w:p>
-      <w:pPr>
-        <w:pStyle w:val="a9"/>
-        <w:numPr>
-          <w:ilvl w:val="0"/>
-          <w:numId w:val="19"/>
-        </w:numPr>
-        <w:spacing w:after="0"/>
-        <w:rPr>
-          <w:rFonts w:asciiTheme="minorBidi" w:hAnsiTheme="minorBidi"/>
-          <w:sz w:val="22"/>
-          <w:szCs w:val="22"/>
-        </w:rPr>
-      </w:pPr>
-      <w:r>
-        <w:rPr>
-          <w:rFonts w:asciiTheme="minorBidi" w:hAnsiTheme="minorBidi"/>
-          <w:sz w:val="22"/>
-          <w:szCs w:val="22"/>
-        </w:rPr>
-        <w:t>email</w:t>
-      </w:r>
-    </w:p>
-    <w:p>
-      <w:pPr>
-        <w:pStyle w:val="a9"/>
-        <w:numPr>
-          <w:ilvl w:val="0"/>
-          <w:numId w:val="19"/>
-        </w:numPr>
-        <w:spacing w:after="0"/>
-        <w:rPr>
-          <w:rFonts w:asciiTheme="minorBidi" w:hAnsiTheme="minorBidi"/>
-          <w:sz w:val="22"/>
-          <w:szCs w:val="22"/>
-        </w:rPr>
-      </w:pPr>
-      <w:r>
-        <w:rPr>
-          <w:rFonts w:asciiTheme="minorBidi" w:hAnsiTheme="minorBidi"/>
-          <w:sz w:val="22"/>
-          <w:szCs w:val="22"/>
-        </w:rPr>
-        <w:t>phone</w:t>
-      </w:r>
-    </w:p>
-    <w:p>
-      <w:pPr>
-        <w:pStyle w:val="a9"/>
-        <w:numPr>
-          <w:ilvl w:val="0"/>
-          <w:numId w:val="19"/>
-        </w:numPr>
-        <w:spacing w:after="0"/>
-        <w:rPr>
-          <w:rFonts w:asciiTheme="minorBidi" w:hAnsiTheme="minorBidi"/>
-          <w:sz w:val="22"/>
-          <w:szCs w:val="22"/>
-        </w:rPr>
-      </w:pPr>
-      <w:r>
-        <w:rPr>
-          <w:rFonts w:asciiTheme="minorBidi" w:hAnsiTheme="minorBidi"/>
-          <w:sz w:val="22"/>
-          <w:szCs w:val="22"/>
-        </w:rPr>
-        <w:t>city</w:t>
-      </w:r>
-    </w:p>
-    <w:p>
-      <w:pPr>
-        <w:pStyle w:val="a9"/>
-        <w:numPr>
-          <w:ilvl w:val="0"/>
-          <w:numId w:val="19"/>
-        </w:numPr>
-        <w:spacing w:after="0"/>
-        <w:rPr>
-          <w:rFonts w:asciiTheme="minorBidi" w:hAnsiTheme="minorBidi"/>
-          <w:b/>
-          <w:bCs/>
-          <w:rtl/>
-        </w:rPr>
-      </w:pPr>
-      <w:r>
-        <w:rPr>
-          <w:rFonts w:asciiTheme="minorBidi" w:hAnsiTheme="minorBidi"/>
-          <w:sz w:val="22"/>
-          <w:szCs w:val="22"/>
-        </w:rPr>
-        <w:t>password_hash</w:t>
-      </w:r>
-    </w:p>
-    <w:p>
-      <w:pPr>
-        <w:spacing w:after="0"/>
-        <w:rPr>
-          <w:rFonts w:asciiTheme="minorBidi" w:hAnsiTheme="minorBidi"/>
-          <w:b/>
-          <w:bCs/>
-          <w:rtl/>
-        </w:rPr>
-      </w:pPr>
-    </w:p>
-    <w:p>
-      <w:pPr>
-        <w:pStyle w:val="a9"/>
-        <w:spacing w:after="0"/>
-        <w:rPr>
-          <w:rFonts w:asciiTheme="minorBidi" w:hAnsiTheme="minorBidi"/>
-          <w:b/>
-          <w:bCs/>
-          <w:rtl/>
-        </w:rPr>
-      </w:pPr>
-      <w:r>
-        <w:rPr>
-          <w:rFonts w:asciiTheme="minorBidi" w:hAnsiTheme="minorBidi"/>
-          <w:b/>
-          <w:bCs/>
-        </w:rPr>
-        <w:t>Product</w:t>
-      </w:r>
-    </w:p>
-    <w:p>
-      <w:pPr>
-        <w:pStyle w:val="a9"/>
-        <w:numPr>
-          <w:ilvl w:val="0"/>
-          <w:numId w:val="13"/>
-        </w:numPr>
-        <w:spacing w:after="0"/>
-        <w:rPr>
-          <w:rFonts w:asciiTheme="minorBidi" w:hAnsiTheme="minorBidi"/>
-        </w:rPr>
-      </w:pPr>
-      <w:proofErr w:type="spellStart"/>
-      <w:r>
-        <w:rPr>
-          <w:rFonts w:asciiTheme="minorBidi" w:hAnsiTheme="minorBidi"/>
-        </w:rPr>
-        <w:lastRenderedPageBreak/>
+          <w:rFonts w:asciiTheme="minorBidi" w:hAnsiTheme="minorBidi"/>
+        </w:rPr>
         <w:t>productId</w:t>
       </w:r>
       <w:proofErr w:type="spellEnd"/>
@@ -3676,7 +3705,6 @@
           <w:szCs w:val="22"/>
           <w:rtl/>
         </w:rPr>
-        <w:lastRenderedPageBreak/>
         <w:t>פרטיות:</w:t>
       </w:r>
     </w:p>
@@ -3760,7 +3788,7 @@
         <w:spacing w:line="240" w:lineRule="auto"/>
         <w:ind w:left="1080"/>
         <w:rPr>
-          <w:rFonts w:asciiTheme="minorBidi" w:hAnsiTheme="minorBidi" w:hint="cs"/>
+          <w:rFonts w:asciiTheme="minorBidi" w:hAnsiTheme="minorBidi"/>
           <w:sz w:val="22"/>
           <w:szCs w:val="22"/>
           <w:rtl/>
